--- a/backend/word_templates/自有资金/材料租赁/邀请询比/9.中选通知书.docx
+++ b/backend/word_templates/自有资金/材料租赁/邀请询比/9.中选通知书.docx
@@ -72,7 +72,7 @@
       <w:r>
         <w:rPr>
           <w:rFonts w:hint="eastAsia" w:ascii="仿宋_GB2312" w:hAnsi="宋体" w:eastAsia="仿宋_GB2312" w:cs="宋体"/>
-          <w:color w:val="auto"/>
+          <w:color w:val="0000FF"/>
           <w:sz w:val="32"/>
           <w:szCs w:val="32"/>
           <w:highlight w:val="none"/>
@@ -116,7 +116,7 @@
       <w:r>
         <w:rPr>
           <w:rFonts w:hint="eastAsia" w:ascii="仿宋_GB2312" w:hAnsi="宋体" w:eastAsia="仿宋_GB2312" w:cs="宋体"/>
-          <w:color w:val="auto"/>
+          <w:color w:val="0000FF"/>
           <w:sz w:val="32"/>
           <w:szCs w:val="32"/>
           <w:highlight w:val="none"/>
@@ -135,10 +135,12 @@
         </w:rPr>
         <w:t>方式确定贵公司为</w:t>
       </w:r>
-      <w:r>
-        <w:rPr>
-          <w:rFonts w:hint="eastAsia" w:ascii="仿宋_GB2312" w:hAnsi="宋体" w:eastAsia="仿宋_GB2312" w:cs="宋体"/>
-          <w:color w:val="auto"/>
+      <w:bookmarkStart w:id="0" w:name="_GoBack"/>
+      <w:bookmarkEnd w:id="0"/>
+      <w:r>
+        <w:rPr>
+          <w:rFonts w:hint="eastAsia" w:ascii="仿宋_GB2312" w:hAnsi="宋体" w:eastAsia="仿宋_GB2312" w:cs="宋体"/>
+          <w:color w:val="0000FF"/>
           <w:sz w:val="32"/>
           <w:szCs w:val="32"/>
           <w:highlight w:val="none"/>
@@ -168,8 +170,6 @@
         </w:rPr>
         <w:t>租赁</w:t>
       </w:r>
-      <w:bookmarkStart w:id="0" w:name="_GoBack"/>
-      <w:bookmarkEnd w:id="0"/>
       <w:r>
         <w:rPr>
           <w:rFonts w:hint="eastAsia" w:ascii="仿宋_GB2312" w:hAnsi="宋体" w:eastAsia="仿宋_GB2312" w:cs="宋体"/>
@@ -183,7 +183,7 @@
       <w:r>
         <w:rPr>
           <w:rFonts w:hint="eastAsia" w:ascii="仿宋_GB2312" w:hAnsi="宋体" w:eastAsia="仿宋_GB2312" w:cs="宋体"/>
-          <w:color w:val="auto"/>
+          <w:color w:val="0000FF"/>
           <w:sz w:val="32"/>
           <w:szCs w:val="32"/>
           <w:highlight w:val="none"/>
@@ -205,7 +205,7 @@
       <w:r>
         <w:rPr>
           <w:rFonts w:hint="eastAsia" w:ascii="仿宋_GB2312" w:hAnsi="宋体" w:eastAsia="仿宋_GB2312" w:cs="宋体"/>
-          <w:color w:val="auto"/>
+          <w:color w:val="0000FF"/>
           <w:sz w:val="32"/>
           <w:szCs w:val="32"/>
           <w:highlight w:val="none"/>
@@ -248,7 +248,7 @@
       <w:r>
         <w:rPr>
           <w:rFonts w:hint="eastAsia" w:ascii="仿宋_GB2312" w:hAnsi="宋体" w:eastAsia="仿宋_GB2312" w:cs="宋体"/>
-          <w:color w:val="auto"/>
+          <w:color w:val="0000FF"/>
           <w:sz w:val="32"/>
           <w:szCs w:val="32"/>
           <w:highlight w:val="none"/>
